--- a/docs/NorbiBeniVizsgaremek.docx
+++ b/docs/NorbiBeniVizsgaremek.docx
@@ -88,45 +88,6 @@
         <w:t>Bootstrap</w:t>
       </w:r>
       <w:proofErr w:type="spellEnd"/>
-      <w:r>
-        <w:rPr>
-          <w:sz w:val="24"/>
-          <w:szCs w:val="24"/>
-        </w:rPr>
-        <w:t xml:space="preserve">(ha valamennyit tanulnánk a </w:t>
-      </w:r>
-      <w:proofErr w:type="spellStart"/>
-      <w:r>
-        <w:rPr>
-          <w:sz w:val="24"/>
-          <w:szCs w:val="24"/>
-        </w:rPr>
-        <w:t>tailwindből</w:t>
-      </w:r>
-      <w:proofErr w:type="spellEnd"/>
-      <w:r>
-        <w:rPr>
-          <w:sz w:val="24"/>
-          <w:szCs w:val="24"/>
-        </w:rPr>
-        <w:t xml:space="preserve"> akkor talán az mert elvileg az sokkal jobb)</w:t>
-      </w:r>
-      <w:r>
-        <w:rPr>
-          <w:sz w:val="24"/>
-          <w:szCs w:val="24"/>
-        </w:rPr>
-        <w:t>,</w:t>
-      </w:r>
-      <w:proofErr w:type="spellStart"/>
-      <w:r>
-        <w:rPr>
-          <w:sz w:val="24"/>
-          <w:szCs w:val="24"/>
-        </w:rPr>
-        <w:t>anguarJs</w:t>
-      </w:r>
-      <w:proofErr w:type="spellEnd"/>
     </w:p>
     <w:p>
       <w:pPr>
@@ -796,35 +757,6 @@
           <w:sz w:val="24"/>
           <w:szCs w:val="24"/>
         </w:rPr>
-        <w:t xml:space="preserve">-mennyi </w:t>
-      </w:r>
-      <w:r>
-        <w:rPr>
-          <w:sz w:val="24"/>
-          <w:szCs w:val="24"/>
-        </w:rPr>
-        <w:t>kalóriát</w:t>
-      </w:r>
-      <w:r>
-        <w:rPr>
-          <w:sz w:val="24"/>
-          <w:szCs w:val="24"/>
-        </w:rPr>
-        <w:t xml:space="preserve"> tartalmaz</w:t>
-      </w:r>
-    </w:p>
-    <w:p>
-      <w:pPr>
-        <w:rPr>
-          <w:sz w:val="24"/>
-          <w:szCs w:val="24"/>
-        </w:rPr>
-      </w:pPr>
-      <w:r>
-        <w:rPr>
-          <w:sz w:val="24"/>
-          <w:szCs w:val="24"/>
-        </w:rPr>
         <w:t>-</w:t>
       </w:r>
       <w:r>
@@ -849,6 +781,167 @@
         <w:tab/>
         <w:t xml:space="preserve">  </w:t>
       </w:r>
+    </w:p>
+    <w:p>
+      <w:pPr>
+        <w:rPr>
+          <w:sz w:val="24"/>
+          <w:szCs w:val="24"/>
+        </w:rPr>
+      </w:pPr>
+    </w:p>
+    <w:p>
+      <w:pPr>
+        <w:rPr>
+          <w:sz w:val="32"/>
+          <w:szCs w:val="32"/>
+        </w:rPr>
+      </w:pPr>
+      <w:r>
+        <w:rPr>
+          <w:sz w:val="32"/>
+          <w:szCs w:val="32"/>
+        </w:rPr>
+        <w:t>Plusz dolgok</w:t>
+      </w:r>
+    </w:p>
+    <w:p>
+      <w:pPr>
+        <w:rPr>
+          <w:sz w:val="24"/>
+          <w:szCs w:val="24"/>
+        </w:rPr>
+      </w:pPr>
+      <w:r>
+        <w:rPr>
+          <w:sz w:val="32"/>
+          <w:szCs w:val="32"/>
+        </w:rPr>
+        <w:lastRenderedPageBreak/>
+        <w:t>-</w:t>
+      </w:r>
+      <w:r>
+        <w:rPr>
+          <w:sz w:val="24"/>
+          <w:szCs w:val="24"/>
+        </w:rPr>
+        <w:t>nyelvválasztás</w:t>
+      </w:r>
+      <w:r>
+        <w:rPr>
+          <w:sz w:val="24"/>
+          <w:szCs w:val="24"/>
+        </w:rPr>
+        <w:t>(</w:t>
+      </w:r>
+      <w:proofErr w:type="spellStart"/>
+      <w:proofErr w:type="gramStart"/>
+      <w:r>
+        <w:rPr>
+          <w:sz w:val="24"/>
+          <w:szCs w:val="24"/>
+        </w:rPr>
+        <w:t>angol,magyar</w:t>
+      </w:r>
+      <w:proofErr w:type="spellEnd"/>
+      <w:proofErr w:type="gramEnd"/>
+      <w:r>
+        <w:rPr>
+          <w:sz w:val="24"/>
+          <w:szCs w:val="24"/>
+        </w:rPr>
+        <w:t>)</w:t>
+      </w:r>
+    </w:p>
+    <w:p>
+      <w:pPr>
+        <w:rPr>
+          <w:sz w:val="24"/>
+          <w:szCs w:val="24"/>
+        </w:rPr>
+      </w:pPr>
+      <w:r>
+        <w:rPr>
+          <w:sz w:val="24"/>
+          <w:szCs w:val="24"/>
+        </w:rPr>
+        <w:t>-sötét világos mód</w:t>
+      </w:r>
+    </w:p>
+    <w:p>
+      <w:pPr>
+        <w:rPr>
+          <w:sz w:val="24"/>
+          <w:szCs w:val="24"/>
+        </w:rPr>
+      </w:pPr>
+    </w:p>
+    <w:p>
+      <w:pPr>
+        <w:rPr>
+          <w:sz w:val="32"/>
+          <w:szCs w:val="32"/>
+        </w:rPr>
+      </w:pPr>
+      <w:r>
+        <w:rPr>
+          <w:sz w:val="32"/>
+          <w:szCs w:val="32"/>
+        </w:rPr>
+        <w:t xml:space="preserve">adatbázis </w:t>
+      </w:r>
+    </w:p>
+    <w:p>
+      <w:pPr>
+        <w:rPr>
+          <w:sz w:val="24"/>
+          <w:szCs w:val="24"/>
+        </w:rPr>
+      </w:pPr>
+      <w:r>
+        <w:rPr>
+          <w:sz w:val="24"/>
+          <w:szCs w:val="24"/>
+        </w:rPr>
+        <w:t>-felhasználó tábla</w:t>
+      </w:r>
+    </w:p>
+    <w:p>
+      <w:pPr>
+        <w:rPr>
+          <w:sz w:val="24"/>
+          <w:szCs w:val="24"/>
+        </w:rPr>
+      </w:pPr>
+      <w:r>
+        <w:rPr>
+          <w:sz w:val="24"/>
+          <w:szCs w:val="24"/>
+        </w:rPr>
+        <w:t>-hozzávalók tábla</w:t>
+      </w:r>
+    </w:p>
+    <w:p>
+      <w:pPr>
+        <w:rPr>
+          <w:sz w:val="24"/>
+          <w:szCs w:val="24"/>
+        </w:rPr>
+      </w:pPr>
+      <w:r>
+        <w:rPr>
+          <w:sz w:val="24"/>
+          <w:szCs w:val="24"/>
+        </w:rPr>
+        <w:t>-receptek</w:t>
+      </w:r>
+      <w:r>
+        <w:rPr>
+          <w:sz w:val="24"/>
+          <w:szCs w:val="24"/>
+        </w:rPr>
+        <w:t xml:space="preserve"> tábla</w:t>
+      </w:r>
       <w:bookmarkStart w:id="0" w:name="_GoBack"/>
       <w:bookmarkEnd w:id="0"/>
     </w:p>
@@ -859,33 +952,10 @@
           <w:szCs w:val="24"/>
         </w:rPr>
       </w:pPr>
-    </w:p>
-    <w:p>
-      <w:pPr>
-        <w:rPr>
-          <w:sz w:val="32"/>
-          <w:szCs w:val="32"/>
-        </w:rPr>
-      </w:pPr>
-      <w:r>
-        <w:rPr>
-          <w:sz w:val="32"/>
-          <w:szCs w:val="32"/>
-        </w:rPr>
-        <w:t>Plusz dolgok</w:t>
-      </w:r>
-    </w:p>
-    <w:p>
-      <w:pPr>
-        <w:rPr>
-          <w:sz w:val="24"/>
-          <w:szCs w:val="24"/>
-        </w:rPr>
-      </w:pPr>
-      <w:r>
-        <w:rPr>
-          <w:sz w:val="32"/>
-          <w:szCs w:val="32"/>
+      <w:r>
+        <w:rPr>
+          <w:sz w:val="24"/>
+          <w:szCs w:val="24"/>
         </w:rPr>
         <w:t>-</w:t>
       </w:r>
@@ -894,150 +964,6 @@
           <w:sz w:val="24"/>
           <w:szCs w:val="24"/>
         </w:rPr>
-        <w:t>nyelvválasztás</w:t>
-      </w:r>
-      <w:r>
-        <w:rPr>
-          <w:sz w:val="24"/>
-          <w:szCs w:val="24"/>
-        </w:rPr>
-        <w:t>(</w:t>
-      </w:r>
-      <w:proofErr w:type="spellStart"/>
-      <w:proofErr w:type="gramStart"/>
-      <w:r>
-        <w:rPr>
-          <w:sz w:val="24"/>
-          <w:szCs w:val="24"/>
-        </w:rPr>
-        <w:t>angol,magyar</w:t>
-      </w:r>
-      <w:proofErr w:type="spellEnd"/>
-      <w:proofErr w:type="gramEnd"/>
-      <w:r>
-        <w:rPr>
-          <w:sz w:val="24"/>
-          <w:szCs w:val="24"/>
-        </w:rPr>
-        <w:t>)</w:t>
-      </w:r>
-    </w:p>
-    <w:p>
-      <w:pPr>
-        <w:rPr>
-          <w:sz w:val="24"/>
-          <w:szCs w:val="24"/>
-        </w:rPr>
-      </w:pPr>
-      <w:r>
-        <w:rPr>
-          <w:sz w:val="24"/>
-          <w:szCs w:val="24"/>
-        </w:rPr>
-        <w:t>-sötét világos mód</w:t>
-      </w:r>
-    </w:p>
-    <w:p>
-      <w:pPr>
-        <w:rPr>
-          <w:sz w:val="24"/>
-          <w:szCs w:val="24"/>
-        </w:rPr>
-      </w:pPr>
-    </w:p>
-    <w:p>
-      <w:pPr>
-        <w:rPr>
-          <w:sz w:val="32"/>
-          <w:szCs w:val="32"/>
-        </w:rPr>
-      </w:pPr>
-      <w:r>
-        <w:rPr>
-          <w:sz w:val="32"/>
-          <w:szCs w:val="32"/>
-        </w:rPr>
-        <w:t xml:space="preserve">adatbázis </w:t>
-      </w:r>
-    </w:p>
-    <w:p>
-      <w:pPr>
-        <w:rPr>
-          <w:sz w:val="24"/>
-          <w:szCs w:val="24"/>
-        </w:rPr>
-      </w:pPr>
-      <w:r>
-        <w:rPr>
-          <w:sz w:val="24"/>
-          <w:szCs w:val="24"/>
-        </w:rPr>
-        <w:t>-felhasználó tábla</w:t>
-      </w:r>
-    </w:p>
-    <w:p>
-      <w:pPr>
-        <w:rPr>
-          <w:sz w:val="24"/>
-          <w:szCs w:val="24"/>
-        </w:rPr>
-      </w:pPr>
-      <w:r>
-        <w:rPr>
-          <w:sz w:val="24"/>
-          <w:szCs w:val="24"/>
-        </w:rPr>
-        <w:t>-hozzávalók tábla</w:t>
-      </w:r>
-    </w:p>
-    <w:p>
-      <w:pPr>
-        <w:rPr>
-          <w:sz w:val="24"/>
-          <w:szCs w:val="24"/>
-        </w:rPr>
-      </w:pPr>
-      <w:r>
-        <w:rPr>
-          <w:sz w:val="24"/>
-          <w:szCs w:val="24"/>
-        </w:rPr>
-        <w:t>-receptek</w:t>
-      </w:r>
-      <w:r>
-        <w:rPr>
-          <w:sz w:val="24"/>
-          <w:szCs w:val="24"/>
-        </w:rPr>
-        <w:t xml:space="preserve"> </w:t>
-      </w:r>
-      <w:r>
-        <w:rPr>
-          <w:sz w:val="24"/>
-          <w:szCs w:val="24"/>
-        </w:rPr>
-        <w:t>tábla</w:t>
-      </w:r>
-    </w:p>
-    <w:p>
-      <w:pPr>
-        <w:rPr>
-          <w:sz w:val="24"/>
-          <w:szCs w:val="24"/>
-        </w:rPr>
-      </w:pPr>
-      <w:r>
-        <w:rPr>
-          <w:sz w:val="24"/>
-          <w:szCs w:val="24"/>
-        </w:rPr>
-        <w:t>-</w:t>
-      </w:r>
-      <w:r>
-        <w:rPr>
-          <w:sz w:val="24"/>
-          <w:szCs w:val="24"/>
-        </w:rPr>
         <w:t>értékelések</w:t>
       </w:r>
       <w:r>
@@ -1045,36 +971,22 @@
           <w:sz w:val="24"/>
           <w:szCs w:val="24"/>
         </w:rPr>
-        <w:t xml:space="preserve"> </w:t>
-      </w:r>
-      <w:r>
-        <w:rPr>
-          <w:sz w:val="24"/>
-          <w:szCs w:val="24"/>
-        </w:rPr>
-        <w:t>tábla</w:t>
-      </w:r>
-    </w:p>
-    <w:p>
-      <w:pPr>
-        <w:rPr>
-          <w:sz w:val="24"/>
-          <w:szCs w:val="24"/>
-        </w:rPr>
-      </w:pPr>
-      <w:r>
-        <w:rPr>
-          <w:sz w:val="24"/>
-          <w:szCs w:val="24"/>
-        </w:rPr>
-        <w:t xml:space="preserve">-kommentek </w:t>
-      </w:r>
-      <w:r>
-        <w:rPr>
-          <w:sz w:val="24"/>
-          <w:szCs w:val="24"/>
-        </w:rPr>
-        <w:t>tábla</w:t>
+        <w:t xml:space="preserve"> tábla</w:t>
+      </w:r>
+    </w:p>
+    <w:p>
+      <w:pPr>
+        <w:rPr>
+          <w:sz w:val="24"/>
+          <w:szCs w:val="24"/>
+        </w:rPr>
+      </w:pPr>
+      <w:r>
+        <w:rPr>
+          <w:sz w:val="24"/>
+          <w:szCs w:val="24"/>
+        </w:rPr>
+        <w:t>-kommentek tábla</w:t>
       </w:r>
     </w:p>
     <w:p>
